--- a/04_JobKitAI/output/naukri/Siemens_Healthcare_QA_Automation_Engineer_Vishnudeep_Jayam.docx
+++ b/04_JobKitAI/output/naukri/Siemens_Healthcare_QA_Automation_Engineer_Vishnudeep_Jayam.docx
@@ -68,7 +68,7 @@
         </w:rPr>
         <w:t xml:space="preserve">  •  </w:t>
       </w:r>
-      <w:hyperlink w:history="1" r:id="rIdgbiit4mydyr4bthzu8gxx">
+      <w:hyperlink w:history="1" r:id="rIdbvloezoqvr6p1nv7vfukn">
         <w:r>
           <w:rPr>
             <w:rFonts w:ascii="Calibri" w:cs="Calibri" w:eastAsia="Calibri" w:hAnsi="Calibri"/>
@@ -160,18 +160,18 @@
           <w:sz w:val="20"/>
           <w:szCs w:val="20"/>
         </w:rPr>
-        <w:t xml:space="preserve"> of experience across UI and API test automation — from tool selection and framework design to script development, suite execution, and defect reporting. </w:t>
-      </w:r>
-      <w:r>
-        <w:rPr>
-          <w:rFonts w:ascii="Calibri" w:cs="Calibri" w:eastAsia="Calibri" w:hAnsi="Calibri"/>
-          <w:color w:val="3D4451"/>
-          <w:sz w:val="20"/>
-          <w:szCs w:val="20"/>
-          <w:highlight w:val="yellow"/>
-          <w:highlightCs w:val="yellow"/>
-        </w:rPr>
-        <w:t xml:space="preserve">embedded automated suites into CI/CD pipelines using Jenkins, Gradle, Maven, and Travis CI</w:t>
+        <w:t xml:space="preserve"> of experience across UI and API test automation — from tool selection and framework design through script development, suite execution, and defect reporting. </w:t>
+      </w:r>
+      <w:r>
+        <w:rPr>
+          <w:rFonts w:ascii="Calibri" w:cs="Calibri" w:eastAsia="Calibri" w:hAnsi="Calibri"/>
+          <w:color w:val="3D4451"/>
+          <w:sz w:val="20"/>
+          <w:szCs w:val="20"/>
+          <w:highlight w:val="yellow"/>
+          <w:highlightCs w:val="yellow"/>
+        </w:rPr>
+        <w:t xml:space="preserve">Built a Playwright + TypeScript automation framework for web applications and led Cucumber-based automation across Windows, Android, and iOS</w:t>
       </w:r>
       <w:r>
         <w:rPr>
@@ -191,7 +191,7 @@
           <w:highlight w:val="yellow"/>
           <w:highlightCs w:val="yellow"/>
         </w:rPr>
-        <w:t xml:space="preserve">designed Selenium + Java + TestNG automation frameworks across e-commerce, automotive, and enterprise web platforms</w:t>
+        <w:t xml:space="preserve">Automated backend APIs with REST Assured and Postman, and built Python-based API test suites</w:t>
       </w:r>
       <w:r>
         <w:rPr>
@@ -236,27 +236,255 @@
           <w:sz w:val="20"/>
           <w:szCs w:val="20"/>
         </w:rPr>
-        <w:t xml:space="preserve">CI/CD &amp; Build Tools  </w:t>
-      </w:r>
-      <w:r>
-        <w:rPr>
-          <w:rFonts w:ascii="Calibri" w:cs="Calibri" w:eastAsia="Calibri" w:hAnsi="Calibri"/>
-          <w:color w:val="3D4451"/>
-          <w:sz w:val="20"/>
-          <w:szCs w:val="20"/>
-          <w:highlight w:val="yellow"/>
-          <w:highlightCs w:val="yellow"/>
-        </w:rPr>
-        <w:t xml:space="preserve">Jenkins</w:t>
-      </w:r>
-      <w:r>
-        <w:rPr>
-          <w:rFonts w:ascii="Calibri" w:cs="Calibri" w:eastAsia="Calibri" w:hAnsi="Calibri"/>
-          <w:color w:val="3D4451"/>
-          <w:sz w:val="20"/>
-          <w:szCs w:val="20"/>
-        </w:rPr>
-        <w:t xml:space="preserve"> · Gradle · Maven · Travis CI · </w:t>
+        <w:t xml:space="preserve">Automation Frameworks &amp; Tools  </w:t>
+      </w:r>
+      <w:r>
+        <w:rPr>
+          <w:rFonts w:ascii="Calibri" w:cs="Calibri" w:eastAsia="Calibri" w:hAnsi="Calibri"/>
+          <w:color w:val="3D4451"/>
+          <w:sz w:val="20"/>
+          <w:szCs w:val="20"/>
+          <w:highlight w:val="yellow"/>
+          <w:highlightCs w:val="yellow"/>
+        </w:rPr>
+        <w:t xml:space="preserve">Selenium WebDriver</w:t>
+      </w:r>
+      <w:r>
+        <w:rPr>
+          <w:rFonts w:ascii="Calibri" w:cs="Calibri" w:eastAsia="Calibri" w:hAnsi="Calibri"/>
+          <w:color w:val="3D4451"/>
+          <w:sz w:val="20"/>
+          <w:szCs w:val="20"/>
+        </w:rPr>
+        <w:t xml:space="preserve"> · </w:t>
+      </w:r>
+      <w:r>
+        <w:rPr>
+          <w:rFonts w:ascii="Calibri" w:cs="Calibri" w:eastAsia="Calibri" w:hAnsi="Calibri"/>
+          <w:color w:val="3D4451"/>
+          <w:sz w:val="20"/>
+          <w:szCs w:val="20"/>
+          <w:highlight w:val="yellow"/>
+          <w:highlightCs w:val="yellow"/>
+        </w:rPr>
+        <w:t xml:space="preserve">Playwright</w:t>
+      </w:r>
+      <w:r>
+        <w:rPr>
+          <w:rFonts w:ascii="Calibri" w:cs="Calibri" w:eastAsia="Calibri" w:hAnsi="Calibri"/>
+          <w:color w:val="3D4451"/>
+          <w:sz w:val="20"/>
+          <w:szCs w:val="20"/>
+        </w:rPr>
+        <w:t xml:space="preserve"> · </w:t>
+      </w:r>
+      <w:r>
+        <w:rPr>
+          <w:rFonts w:ascii="Calibri" w:cs="Calibri" w:eastAsia="Calibri" w:hAnsi="Calibri"/>
+          <w:color w:val="3D4451"/>
+          <w:sz w:val="20"/>
+          <w:szCs w:val="20"/>
+          <w:highlight w:val="yellow"/>
+          <w:highlightCs w:val="yellow"/>
+        </w:rPr>
+        <w:t xml:space="preserve">Cucumber (BDD)</w:t>
+      </w:r>
+      <w:r>
+        <w:rPr>
+          <w:rFonts w:ascii="Calibri" w:cs="Calibri" w:eastAsia="Calibri" w:hAnsi="Calibri"/>
+          <w:color w:val="3D4451"/>
+          <w:sz w:val="20"/>
+          <w:szCs w:val="20"/>
+        </w:rPr>
+        <w:t xml:space="preserve"> · </w:t>
+      </w:r>
+      <w:r>
+        <w:rPr>
+          <w:rFonts w:ascii="Calibri" w:cs="Calibri" w:eastAsia="Calibri" w:hAnsi="Calibri"/>
+          <w:color w:val="3D4451"/>
+          <w:sz w:val="20"/>
+          <w:szCs w:val="20"/>
+          <w:highlight w:val="yellow"/>
+          <w:highlightCs w:val="yellow"/>
+        </w:rPr>
+        <w:t xml:space="preserve">TestNG</w:t>
+      </w:r>
+      <w:r>
+        <w:rPr>
+          <w:rFonts w:ascii="Calibri" w:cs="Calibri" w:eastAsia="Calibri" w:hAnsi="Calibri"/>
+          <w:color w:val="3D4451"/>
+          <w:sz w:val="20"/>
+          <w:szCs w:val="20"/>
+        </w:rPr>
+        <w:t xml:space="preserve"> · </w:t>
+      </w:r>
+      <w:r>
+        <w:rPr>
+          <w:rFonts w:ascii="Calibri" w:cs="Calibri" w:eastAsia="Calibri" w:hAnsi="Calibri"/>
+          <w:color w:val="3D4451"/>
+          <w:sz w:val="20"/>
+          <w:szCs w:val="20"/>
+          <w:highlight w:val="yellow"/>
+          <w:highlightCs w:val="yellow"/>
+        </w:rPr>
+        <w:t xml:space="preserve">Page Object Model</w:t>
+      </w:r>
+      <w:r>
+        <w:rPr>
+          <w:rFonts w:ascii="Calibri" w:cs="Calibri" w:eastAsia="Calibri" w:hAnsi="Calibri"/>
+          <w:color w:val="3D4451"/>
+          <w:sz w:val="20"/>
+          <w:szCs w:val="20"/>
+        </w:rPr>
+        <w:t xml:space="preserve"> · </w:t>
+      </w:r>
+      <w:r>
+        <w:rPr>
+          <w:rFonts w:ascii="Calibri" w:cs="Calibri" w:eastAsia="Calibri" w:hAnsi="Calibri"/>
+          <w:color w:val="3D4451"/>
+          <w:sz w:val="20"/>
+          <w:szCs w:val="20"/>
+          <w:highlight w:val="yellow"/>
+          <w:highlightCs w:val="yellow"/>
+        </w:rPr>
+        <w:t xml:space="preserve">Selenium Grid</w:t>
+      </w:r>
+    </w:p>
+    <w:p>
+      <w:pPr>
+        <w:spacing w:after="55" w:line="250"/>
+      </w:pPr>
+      <w:r>
+        <w:rPr>
+          <w:rFonts w:ascii="Calibri" w:cs="Calibri" w:eastAsia="Calibri" w:hAnsi="Calibri"/>
+          <w:b/>
+          <w:bCs/>
+          <w:color w:val="1A1A1A"/>
+          <w:sz w:val="20"/>
+          <w:szCs w:val="20"/>
+        </w:rPr>
+        <w:t xml:space="preserve">Languages  </w:t>
+      </w:r>
+      <w:r>
+        <w:rPr>
+          <w:rFonts w:ascii="Calibri" w:cs="Calibri" w:eastAsia="Calibri" w:hAnsi="Calibri"/>
+          <w:color w:val="3D4451"/>
+          <w:sz w:val="20"/>
+          <w:szCs w:val="20"/>
+        </w:rPr>
+        <w:t xml:space="preserve">Java · </w:t>
+      </w:r>
+      <w:r>
+        <w:rPr>
+          <w:rFonts w:ascii="Calibri" w:cs="Calibri" w:eastAsia="Calibri" w:hAnsi="Calibri"/>
+          <w:color w:val="3D4451"/>
+          <w:sz w:val="20"/>
+          <w:szCs w:val="20"/>
+          <w:highlight w:val="yellow"/>
+          <w:highlightCs w:val="yellow"/>
+        </w:rPr>
+        <w:t xml:space="preserve">TypeScript</w:t>
+      </w:r>
+      <w:r>
+        <w:rPr>
+          <w:rFonts w:ascii="Calibri" w:cs="Calibri" w:eastAsia="Calibri" w:hAnsi="Calibri"/>
+          <w:color w:val="3D4451"/>
+          <w:sz w:val="20"/>
+          <w:szCs w:val="20"/>
+        </w:rPr>
+        <w:t xml:space="preserve"> · Python · PHP (Codeception)</w:t>
+      </w:r>
+    </w:p>
+    <w:p>
+      <w:pPr>
+        <w:spacing w:after="55" w:line="250"/>
+      </w:pPr>
+      <w:r>
+        <w:rPr>
+          <w:rFonts w:ascii="Calibri" w:cs="Calibri" w:eastAsia="Calibri" w:hAnsi="Calibri"/>
+          <w:b/>
+          <w:bCs/>
+          <w:color w:val="1A1A1A"/>
+          <w:sz w:val="20"/>
+          <w:szCs w:val="20"/>
+        </w:rPr>
+        <w:t xml:space="preserve">API &amp; Backend Testing  </w:t>
+      </w:r>
+      <w:r>
+        <w:rPr>
+          <w:rFonts w:ascii="Calibri" w:cs="Calibri" w:eastAsia="Calibri" w:hAnsi="Calibri"/>
+          <w:color w:val="3D4451"/>
+          <w:sz w:val="20"/>
+          <w:szCs w:val="20"/>
+          <w:highlight w:val="yellow"/>
+          <w:highlightCs w:val="yellow"/>
+        </w:rPr>
+        <w:t xml:space="preserve">REST Assured</w:t>
+      </w:r>
+      <w:r>
+        <w:rPr>
+          <w:rFonts w:ascii="Calibri" w:cs="Calibri" w:eastAsia="Calibri" w:hAnsi="Calibri"/>
+          <w:color w:val="3D4451"/>
+          <w:sz w:val="20"/>
+          <w:szCs w:val="20"/>
+        </w:rPr>
+        <w:t xml:space="preserve"> · </w:t>
+      </w:r>
+      <w:r>
+        <w:rPr>
+          <w:rFonts w:ascii="Calibri" w:cs="Calibri" w:eastAsia="Calibri" w:hAnsi="Calibri"/>
+          <w:color w:val="3D4451"/>
+          <w:sz w:val="20"/>
+          <w:szCs w:val="20"/>
+          <w:highlight w:val="yellow"/>
+          <w:highlightCs w:val="yellow"/>
+        </w:rPr>
+        <w:t xml:space="preserve">Postman</w:t>
+      </w:r>
+      <w:r>
+        <w:rPr>
+          <w:rFonts w:ascii="Calibri" w:cs="Calibri" w:eastAsia="Calibri" w:hAnsi="Calibri"/>
+          <w:color w:val="3D4451"/>
+          <w:sz w:val="20"/>
+          <w:szCs w:val="20"/>
+        </w:rPr>
+        <w:t xml:space="preserve"> · </w:t>
+      </w:r>
+      <w:r>
+        <w:rPr>
+          <w:rFonts w:ascii="Calibri" w:cs="Calibri" w:eastAsia="Calibri" w:hAnsi="Calibri"/>
+          <w:color w:val="3D4451"/>
+          <w:sz w:val="20"/>
+          <w:szCs w:val="20"/>
+          <w:highlight w:val="yellow"/>
+          <w:highlightCs w:val="yellow"/>
+        </w:rPr>
+        <w:t xml:space="preserve">Python API test scripts</w:t>
+      </w:r>
+    </w:p>
+    <w:p>
+      <w:pPr>
+        <w:spacing w:after="55" w:line="250"/>
+      </w:pPr>
+      <w:r>
+        <w:rPr>
+          <w:rFonts w:ascii="Calibri" w:cs="Calibri" w:eastAsia="Calibri" w:hAnsi="Calibri"/>
+          <w:b/>
+          <w:bCs/>
+          <w:color w:val="1A1A1A"/>
+          <w:sz w:val="20"/>
+          <w:szCs w:val="20"/>
+        </w:rPr>
+        <w:t xml:space="preserve">CI/CD, Build &amp; Cloud  </w:t>
+      </w:r>
+      <w:r>
+        <w:rPr>
+          <w:rFonts w:ascii="Calibri" w:cs="Calibri" w:eastAsia="Calibri" w:hAnsi="Calibri"/>
+          <w:color w:val="3D4451"/>
+          <w:sz w:val="20"/>
+          <w:szCs w:val="20"/>
+        </w:rPr>
+        <w:t xml:space="preserve">Jenkins · Gradle · Maven · Travis CI · </w:t>
       </w:r>
       <w:r>
         <w:rPr>
@@ -289,6 +517,15 @@
         </w:rPr>
         <w:t xml:space="preserve">GitHub</w:t>
       </w:r>
+      <w:r>
+        <w:rPr>
+          <w:rFonts w:ascii="Calibri" w:cs="Calibri" w:eastAsia="Calibri" w:hAnsi="Calibri"/>
+          <w:color w:val="3D4451"/>
+          <w:sz w:val="20"/>
+          <w:szCs w:val="20"/>
+        </w:rPr>
+        <w:t xml:space="preserve"> · AWS</w:t>
+      </w:r>
     </w:p>
     <w:p>
       <w:pPr>
@@ -303,16 +540,47 @@
           <w:sz w:val="20"/>
           <w:szCs w:val="20"/>
         </w:rPr>
-        <w:t xml:space="preserve">Automation Frameworks &amp; Tools  </w:t>
-      </w:r>
-      <w:r>
-        <w:rPr>
-          <w:rFonts w:ascii="Calibri" w:cs="Calibri" w:eastAsia="Calibri" w:hAnsi="Calibri"/>
-          <w:color w:val="3D4451"/>
-          <w:sz w:val="20"/>
-          <w:szCs w:val="20"/>
-        </w:rPr>
-        <w:t xml:space="preserve">Selenium WebDriver · Playwright · Cucumber (BDD) · TestNG · Page Object Model</w:t>
+        <w:t xml:space="preserve">Test Management &amp; Methodology  </w:t>
+      </w:r>
+      <w:r>
+        <w:rPr>
+          <w:rFonts w:ascii="Calibri" w:cs="Calibri" w:eastAsia="Calibri" w:hAnsi="Calibri"/>
+          <w:color w:val="3D4451"/>
+          <w:sz w:val="20"/>
+          <w:szCs w:val="20"/>
+        </w:rPr>
+        <w:t xml:space="preserve">TestRail · XRay · Jira · </w:t>
+      </w:r>
+      <w:r>
+        <w:rPr>
+          <w:rFonts w:ascii="Calibri" w:cs="Calibri" w:eastAsia="Calibri" w:hAnsi="Calibri"/>
+          <w:color w:val="3D4451"/>
+          <w:sz w:val="20"/>
+          <w:szCs w:val="20"/>
+          <w:highlight w:val="yellow"/>
+          <w:highlightCs w:val="yellow"/>
+        </w:rPr>
+        <w:t xml:space="preserve">Agile Scrum</w:t>
+      </w:r>
+      <w:r>
+        <w:rPr>
+          <w:rFonts w:ascii="Calibri" w:cs="Calibri" w:eastAsia="Calibri" w:hAnsi="Calibri"/>
+          <w:color w:val="3D4451"/>
+          <w:sz w:val="20"/>
+          <w:szCs w:val="20"/>
+        </w:rPr>
+        <w:t xml:space="preserve"> · Kanban · Test Planning &amp; Case Design · Defect Tracking &amp; Reporting · </w:t>
+      </w:r>
+      <w:r>
+        <w:rPr>
+          <w:rFonts w:ascii="Calibri" w:cs="Calibri" w:eastAsia="Calibri" w:hAnsi="Calibri"/>
+          <w:color w:val="3D4451"/>
+          <w:sz w:val="20"/>
+          <w:szCs w:val="20"/>
+          <w:highlight w:val="yellow"/>
+          <w:highlightCs w:val="yellow"/>
+        </w:rPr>
+        <w:t xml:space="preserve">SDLC / STLC</w:t>
       </w:r>
     </w:p>
     <w:p>
@@ -328,16 +596,16 @@
           <w:sz w:val="20"/>
           <w:szCs w:val="20"/>
         </w:rPr>
-        <w:t xml:space="preserve">Languages  </w:t>
-      </w:r>
-      <w:r>
-        <w:rPr>
-          <w:rFonts w:ascii="Calibri" w:cs="Calibri" w:eastAsia="Calibri" w:hAnsi="Calibri"/>
-          <w:color w:val="3D4451"/>
-          <w:sz w:val="20"/>
-          <w:szCs w:val="20"/>
-        </w:rPr>
-        <w:t xml:space="preserve">Java · TypeScript · Python · PHP (Codeception)</w:t>
+        <w:t xml:space="preserve">Platforms Tested  </w:t>
+      </w:r>
+      <w:r>
+        <w:rPr>
+          <w:rFonts w:ascii="Calibri" w:cs="Calibri" w:eastAsia="Calibri" w:hAnsi="Calibri"/>
+          <w:color w:val="3D4451"/>
+          <w:sz w:val="20"/>
+          <w:szCs w:val="20"/>
+        </w:rPr>
+        <w:t xml:space="preserve">Web (Chrome, Firefox, IE) · Windows Desktop · Android · iOS · Mobile / Tablet</w:t>
       </w:r>
     </w:p>
     <w:p>
@@ -353,22 +621,33 @@
           <w:sz w:val="20"/>
           <w:szCs w:val="20"/>
         </w:rPr>
-        <w:t xml:space="preserve">API &amp; Backend Testing  </w:t>
-      </w:r>
-      <w:r>
-        <w:rPr>
-          <w:rFonts w:ascii="Calibri" w:cs="Calibri" w:eastAsia="Calibri" w:hAnsi="Calibri"/>
-          <w:color w:val="3D4451"/>
-          <w:sz w:val="20"/>
-          <w:szCs w:val="20"/>
-        </w:rPr>
-        <w:t xml:space="preserve">REST Assured · Postman · Python API test scripts</w:t>
-      </w:r>
-    </w:p>
-    <w:p>
-      <w:pPr>
-        <w:spacing w:after="55" w:line="250"/>
-      </w:pPr>
+        <w:t xml:space="preserve">Domain Exposure  </w:t>
+      </w:r>
+      <w:r>
+        <w:rPr>
+          <w:rFonts w:ascii="Calibri" w:cs="Calibri" w:eastAsia="Calibri" w:hAnsi="Calibri"/>
+          <w:color w:val="3D4451"/>
+          <w:sz w:val="20"/>
+          <w:szCs w:val="20"/>
+        </w:rPr>
+        <w:t xml:space="preserve">Automotive Infotainment Systems (VW) · E-commerce Platforms (Magento) · Enterprise Web Applications</w:t>
+      </w:r>
+    </w:p>
+    <w:p>
+      <w:pPr>
+        <w:spacing w:after="55" w:line="250"/>
+      </w:pPr>
+      <w:r>
+        <w:rPr>
+          <w:rFonts w:ascii="Calibri" w:cs="Calibri" w:eastAsia="Calibri" w:hAnsi="Calibri"/>
+          <w:b/>
+          <w:bCs/>
+          <w:color w:val="B02A1F"/>
+          <w:sz w:val="20"/>
+          <w:szCs w:val="20"/>
+        </w:rPr>
+        <w:t xml:space="preserve">[Gate skills — fill or delete this row]</w:t>
+      </w:r>
       <w:r>
         <w:rPr>
           <w:rFonts w:ascii="Calibri" w:cs="Calibri" w:eastAsia="Calibri" w:hAnsi="Calibri"/>
@@ -378,41 +657,74 @@
           <w:sz w:val="20"/>
           <w:szCs w:val="20"/>
         </w:rPr>
-        <w:t xml:space="preserve">Test Management &amp; Methodology  </w:t>
-      </w:r>
-      <w:r>
-        <w:rPr>
-          <w:rFonts w:ascii="Calibri" w:cs="Calibri" w:eastAsia="Calibri" w:hAnsi="Calibri"/>
-          <w:color w:val="3D4451"/>
-          <w:sz w:val="20"/>
-          <w:szCs w:val="20"/>
-        </w:rPr>
-        <w:t xml:space="preserve">TestRail · XRay · Jira · Agile Scrum · Kanban · Test Planning &amp; Case Design · Defect Tracking &amp; Reporting</w:t>
-      </w:r>
-    </w:p>
-    <w:p>
-      <w:pPr>
-        <w:spacing w:after="55" w:line="250"/>
-      </w:pPr>
-      <w:r>
-        <w:rPr>
-          <w:rFonts w:ascii="Calibri" w:cs="Calibri" w:eastAsia="Calibri" w:hAnsi="Calibri"/>
-          <w:b/>
-          <w:bCs/>
-          <w:color w:val="1A1A1A"/>
-          <w:sz w:val="20"/>
-          <w:szCs w:val="20"/>
-        </w:rPr>
-        <w:t xml:space="preserve">Domain Exposure  </w:t>
-      </w:r>
-      <w:r>
-        <w:rPr>
-          <w:rFonts w:ascii="Calibri" w:cs="Calibri" w:eastAsia="Calibri" w:hAnsi="Calibri"/>
-          <w:color w:val="3D4451"/>
-          <w:sz w:val="20"/>
-          <w:szCs w:val="20"/>
-        </w:rPr>
-        <w:t xml:space="preserve">Automotive Infotainment Systems (VW) · E-commerce Platforms (Magento) · Enterprise Web Applications</w:t>
+        <w:t xml:space="preserve">  </w:t>
+      </w:r>
+      <w:r>
+        <w:rPr>
+          <w:rFonts w:ascii="Calibri" w:cs="Calibri" w:eastAsia="Calibri" w:hAnsi="Calibri"/>
+          <w:b/>
+          <w:bCs/>
+          <w:color w:val="B02A1F"/>
+          <w:sz w:val="20"/>
+          <w:szCs w:val="20"/>
+        </w:rPr>
+        <w:t xml:space="preserve">[Cypress]</w:t>
+      </w:r>
+      <w:r>
+        <w:rPr>
+          <w:rFonts w:ascii="Calibri" w:cs="Calibri" w:eastAsia="Calibri" w:hAnsi="Calibri"/>
+          <w:color w:val="3D4451"/>
+          <w:sz w:val="20"/>
+          <w:szCs w:val="20"/>
+        </w:rPr>
+        <w:t xml:space="preserve"> · </w:t>
+      </w:r>
+      <w:r>
+        <w:rPr>
+          <w:rFonts w:ascii="Calibri" w:cs="Calibri" w:eastAsia="Calibri" w:hAnsi="Calibri"/>
+          <w:b/>
+          <w:bCs/>
+          <w:color w:val="B02A1F"/>
+          <w:sz w:val="20"/>
+          <w:szCs w:val="20"/>
+        </w:rPr>
+        <w:t xml:space="preserve">[Azure DevOps]</w:t>
+      </w:r>
+      <w:r>
+        <w:rPr>
+          <w:rFonts w:ascii="Calibri" w:cs="Calibri" w:eastAsia="Calibri" w:hAnsi="Calibri"/>
+          <w:color w:val="3D4451"/>
+          <w:sz w:val="20"/>
+          <w:szCs w:val="20"/>
+        </w:rPr>
+        <w:t xml:space="preserve"> · </w:t>
+      </w:r>
+      <w:r>
+        <w:rPr>
+          <w:rFonts w:ascii="Calibri" w:cs="Calibri" w:eastAsia="Calibri" w:hAnsi="Calibri"/>
+          <w:b/>
+          <w:bCs/>
+          <w:color w:val="B02A1F"/>
+          <w:sz w:val="20"/>
+          <w:szCs w:val="20"/>
+        </w:rPr>
+        <w:t xml:space="preserve">[SQL / Database Validation]</w:t>
+      </w:r>
+    </w:p>
+    <w:p>
+      <w:pPr>
+        <w:spacing w:after="60" w:before="60" w:line="240"/>
+      </w:pPr>
+      <w:r>
+        <w:rPr>
+          <w:rFonts w:ascii="Calibri" w:cs="Calibri" w:eastAsia="Calibri" w:hAnsi="Calibri"/>
+          <w:i/>
+          <w:iCs/>
+          <w:color w:val="B02A1F"/>
+          <w:sz w:val="17"/>
+          <w:szCs w:val="17"/>
+        </w:rPr>
+        <w:t xml:space="preserve">FILL-IN RULE — every item in the bracketed row above is named by this job description but is not evidenced anywhere in your source resume. Keep only what you have genuinely shipped with and could be questioned on for twenty minutes; delete the rest, then delete the row label itself. Do not soften an entry to "exposure to".</w:t>
       </w:r>
     </w:p>
     <w:p>
@@ -501,38 +813,38 @@
           <w:sz w:val="20"/>
           <w:szCs w:val="20"/>
         </w:rPr>
-        <w:t xml:space="preserve">Use Gradle as the build management tool and </w:t>
-      </w:r>
-      <w:r>
-        <w:rPr>
-          <w:rFonts w:ascii="Calibri" w:cs="Calibri" w:eastAsia="Calibri" w:hAnsi="Calibri"/>
-          <w:color w:val="3D4451"/>
-          <w:sz w:val="20"/>
-          <w:szCs w:val="20"/>
-          <w:highlight w:val="yellow"/>
-          <w:highlightCs w:val="yellow"/>
-        </w:rPr>
-        <w:t xml:space="preserve">Jenkins</w:t>
-      </w:r>
-      <w:r>
-        <w:rPr>
-          <w:rFonts w:ascii="Calibri" w:cs="Calibri" w:eastAsia="Calibri" w:hAnsi="Calibri"/>
-          <w:color w:val="3D4451"/>
-          <w:sz w:val="20"/>
-          <w:szCs w:val="20"/>
-        </w:rPr>
-        <w:t xml:space="preserve"> for </w:t>
-      </w:r>
-      <w:r>
-        <w:rPr>
-          <w:rFonts w:ascii="Calibri" w:cs="Calibri" w:eastAsia="Calibri" w:hAnsi="Calibri"/>
-          <w:color w:val="3D4451"/>
-          <w:sz w:val="20"/>
-          <w:szCs w:val="20"/>
-          <w:highlight w:val="yellow"/>
-          <w:highlightCs w:val="yellow"/>
-        </w:rPr>
-        <w:t xml:space="preserve">CI/CD</w:t>
+        <w:t xml:space="preserve">Develop and maintain a test automation framework for web applications using </w:t>
+      </w:r>
+      <w:r>
+        <w:rPr>
+          <w:rFonts w:ascii="Calibri" w:cs="Calibri" w:eastAsia="Calibri" w:hAnsi="Calibri"/>
+          <w:color w:val="3D4451"/>
+          <w:sz w:val="20"/>
+          <w:szCs w:val="20"/>
+          <w:highlight w:val="yellow"/>
+          <w:highlightCs w:val="yellow"/>
+        </w:rPr>
+        <w:t xml:space="preserve">Playwright</w:t>
+      </w:r>
+      <w:r>
+        <w:rPr>
+          <w:rFonts w:ascii="Calibri" w:cs="Calibri" w:eastAsia="Calibri" w:hAnsi="Calibri"/>
+          <w:color w:val="3D4451"/>
+          <w:sz w:val="20"/>
+          <w:szCs w:val="20"/>
+        </w:rPr>
+        <w:t xml:space="preserve"> with </w:t>
+      </w:r>
+      <w:r>
+        <w:rPr>
+          <w:rFonts w:ascii="Calibri" w:cs="Calibri" w:eastAsia="Calibri" w:hAnsi="Calibri"/>
+          <w:color w:val="3D4451"/>
+          <w:sz w:val="20"/>
+          <w:szCs w:val="20"/>
+          <w:highlight w:val="yellow"/>
+          <w:highlightCs w:val="yellow"/>
+        </w:rPr>
+        <w:t xml:space="preserve">TypeScript</w:t>
       </w:r>
       <w:r>
         <w:rPr>
@@ -560,45 +872,105 @@
           <w:sz w:val="20"/>
           <w:szCs w:val="20"/>
         </w:rPr>
-        <w:t xml:space="preserve">Develop and maintain a test automation framework for web applications using Playwright with TypeScript.</w:t>
-      </w:r>
-    </w:p>
-    <w:p>
-      <w:pPr>
-        <w:pStyle w:val="ListParagraph"/>
-        <w:numPr>
-          <w:ilvl w:val="0"/>
-          <w:numId w:val="2"/>
-        </w:numPr>
-        <w:spacing w:after="55" w:line="250"/>
-      </w:pPr>
-      <w:r>
-        <w:rPr>
-          <w:rFonts w:ascii="Calibri" w:cs="Calibri" w:eastAsia="Calibri" w:hAnsi="Calibri"/>
-          <w:color w:val="3D4451"/>
-          <w:sz w:val="20"/>
-          <w:szCs w:val="20"/>
-        </w:rPr>
-        <w:t xml:space="preserve">Design and build test automation from scratch using the Cucumber framework for Windows-based, Android, and iOS Zertificon applications.</w:t>
-      </w:r>
-    </w:p>
-    <w:p>
-      <w:pPr>
-        <w:pStyle w:val="ListParagraph"/>
-        <w:numPr>
-          <w:ilvl w:val="0"/>
-          <w:numId w:val="2"/>
-        </w:numPr>
-        <w:spacing w:after="55" w:line="250"/>
-      </w:pPr>
-      <w:r>
-        <w:rPr>
-          <w:rFonts w:ascii="Calibri" w:cs="Calibri" w:eastAsia="Calibri" w:hAnsi="Calibri"/>
-          <w:color w:val="3D4451"/>
-          <w:sz w:val="20"/>
-          <w:szCs w:val="20"/>
-        </w:rPr>
-        <w:t xml:space="preserve">Build and maintain test automation for the Zertificon website using the Cucumber framework with Selenium and Java.</w:t>
+        <w:t xml:space="preserve">Design and build test automation from scratch using the </w:t>
+      </w:r>
+      <w:r>
+        <w:rPr>
+          <w:rFonts w:ascii="Calibri" w:cs="Calibri" w:eastAsia="Calibri" w:hAnsi="Calibri"/>
+          <w:color w:val="3D4451"/>
+          <w:sz w:val="20"/>
+          <w:szCs w:val="20"/>
+          <w:highlight w:val="yellow"/>
+          <w:highlightCs w:val="yellow"/>
+        </w:rPr>
+        <w:t xml:space="preserve">Cucumber</w:t>
+      </w:r>
+      <w:r>
+        <w:rPr>
+          <w:rFonts w:ascii="Calibri" w:cs="Calibri" w:eastAsia="Calibri" w:hAnsi="Calibri"/>
+          <w:color w:val="3D4451"/>
+          <w:sz w:val="20"/>
+          <w:szCs w:val="20"/>
+        </w:rPr>
+        <w:t xml:space="preserve"> framework for Windows-based, Android, and iOS Zertificon applications.</w:t>
+      </w:r>
+    </w:p>
+    <w:p>
+      <w:pPr>
+        <w:pStyle w:val="ListParagraph"/>
+        <w:numPr>
+          <w:ilvl w:val="0"/>
+          <w:numId w:val="2"/>
+        </w:numPr>
+        <w:spacing w:after="55" w:line="250"/>
+      </w:pPr>
+      <w:r>
+        <w:rPr>
+          <w:rFonts w:ascii="Calibri" w:cs="Calibri" w:eastAsia="Calibri" w:hAnsi="Calibri"/>
+          <w:color w:val="3D4451"/>
+          <w:sz w:val="20"/>
+          <w:szCs w:val="20"/>
+        </w:rPr>
+        <w:t xml:space="preserve">Build and maintain test automation for the Zertificon website using the Cucumber framework with </w:t>
+      </w:r>
+      <w:r>
+        <w:rPr>
+          <w:rFonts w:ascii="Calibri" w:cs="Calibri" w:eastAsia="Calibri" w:hAnsi="Calibri"/>
+          <w:color w:val="3D4451"/>
+          <w:sz w:val="20"/>
+          <w:szCs w:val="20"/>
+          <w:highlight w:val="yellow"/>
+          <w:highlightCs w:val="yellow"/>
+        </w:rPr>
+        <w:t xml:space="preserve">Selenium</w:t>
+      </w:r>
+      <w:r>
+        <w:rPr>
+          <w:rFonts w:ascii="Calibri" w:cs="Calibri" w:eastAsia="Calibri" w:hAnsi="Calibri"/>
+          <w:color w:val="3D4451"/>
+          <w:sz w:val="20"/>
+          <w:szCs w:val="20"/>
+        </w:rPr>
+        <w:t xml:space="preserve"> and Java.</w:t>
+      </w:r>
+    </w:p>
+    <w:p>
+      <w:pPr>
+        <w:pStyle w:val="ListParagraph"/>
+        <w:numPr>
+          <w:ilvl w:val="0"/>
+          <w:numId w:val="2"/>
+        </w:numPr>
+        <w:spacing w:after="55" w:line="250"/>
+      </w:pPr>
+      <w:r>
+        <w:rPr>
+          <w:rFonts w:ascii="Calibri" w:cs="Calibri" w:eastAsia="Calibri" w:hAnsi="Calibri"/>
+          <w:color w:val="3D4451"/>
+          <w:sz w:val="20"/>
+          <w:szCs w:val="20"/>
+        </w:rPr>
+        <w:t xml:space="preserve">Follow </w:t>
+      </w:r>
+      <w:r>
+        <w:rPr>
+          <w:rFonts w:ascii="Calibri" w:cs="Calibri" w:eastAsia="Calibri" w:hAnsi="Calibri"/>
+          <w:color w:val="3D4451"/>
+          <w:sz w:val="20"/>
+          <w:szCs w:val="20"/>
+          <w:highlight w:val="yellow"/>
+          <w:highlightCs w:val="yellow"/>
+        </w:rPr>
+        <w:t xml:space="preserve">Scrum</w:t>
+      </w:r>
+      <w:r>
+        <w:rPr>
+          <w:rFonts w:ascii="Calibri" w:cs="Calibri" w:eastAsia="Calibri" w:hAnsi="Calibri"/>
+          <w:color w:val="3D4451"/>
+          <w:sz w:val="20"/>
+          <w:szCs w:val="20"/>
+        </w:rPr>
+        <w:t xml:space="preserve"> Agile methodology across the team, collaborating with cross-functional teams to reproduce reported bugs and mentoring junior engineers.</w:t>
       </w:r>
     </w:p>
     <w:p>
@@ -636,7 +1008,7 @@
           <w:sz w:val="20"/>
           <w:szCs w:val="20"/>
         </w:rPr>
-        <w:t xml:space="preserve">Follow Scrum Agile methodology across the team, collaborating with cross-functional teams to reproduce reported bugs and mentoring junior engineers.</w:t>
+        <w:t xml:space="preserve">Use Gradle as the build management tool and Jenkins for CI/CD.</w:t>
       </w:r>
     </w:p>
     <w:p>
@@ -705,6 +1077,181 @@
           <w:sz w:val="20"/>
           <w:szCs w:val="20"/>
         </w:rPr>
+        <w:t xml:space="preserve">Designed a test automation framework using Selenium, Java, and </w:t>
+      </w:r>
+      <w:r>
+        <w:rPr>
+          <w:rFonts w:ascii="Calibri" w:cs="Calibri" w:eastAsia="Calibri" w:hAnsi="Calibri"/>
+          <w:color w:val="3D4451"/>
+          <w:sz w:val="20"/>
+          <w:szCs w:val="20"/>
+          <w:highlight w:val="yellow"/>
+          <w:highlightCs w:val="yellow"/>
+        </w:rPr>
+        <w:t xml:space="preserve">TestNG</w:t>
+      </w:r>
+      <w:r>
+        <w:rPr>
+          <w:rFonts w:ascii="Calibri" w:cs="Calibri" w:eastAsia="Calibri" w:hAnsi="Calibri"/>
+          <w:color w:val="3D4451"/>
+          <w:sz w:val="20"/>
+          <w:szCs w:val="20"/>
+        </w:rPr>
+        <w:t xml:space="preserve"> for the in-car infotainment app.</w:t>
+      </w:r>
+    </w:p>
+    <w:p>
+      <w:pPr>
+        <w:pStyle w:val="ListParagraph"/>
+        <w:numPr>
+          <w:ilvl w:val="0"/>
+          <w:numId w:val="2"/>
+        </w:numPr>
+        <w:spacing w:after="55" w:line="250"/>
+      </w:pPr>
+      <w:r>
+        <w:rPr>
+          <w:rFonts w:ascii="Calibri" w:cs="Calibri" w:eastAsia="Calibri" w:hAnsi="Calibri"/>
+          <w:color w:val="3D4451"/>
+          <w:sz w:val="20"/>
+          <w:szCs w:val="20"/>
+        </w:rPr>
+        <w:t xml:space="preserve">Automated infotainment system backend </w:t>
+      </w:r>
+      <w:r>
+        <w:rPr>
+          <w:rFonts w:ascii="Calibri" w:cs="Calibri" w:eastAsia="Calibri" w:hAnsi="Calibri"/>
+          <w:color w:val="3D4451"/>
+          <w:sz w:val="20"/>
+          <w:szCs w:val="20"/>
+          <w:highlight w:val="yellow"/>
+          <w:highlightCs w:val="yellow"/>
+        </w:rPr>
+        <w:t xml:space="preserve">API</w:t>
+      </w:r>
+      <w:r>
+        <w:rPr>
+          <w:rFonts w:ascii="Calibri" w:cs="Calibri" w:eastAsia="Calibri" w:hAnsi="Calibri"/>
+          <w:color w:val="3D4451"/>
+          <w:sz w:val="20"/>
+          <w:szCs w:val="20"/>
+        </w:rPr>
+        <w:t xml:space="preserve">s using the </w:t>
+      </w:r>
+      <w:r>
+        <w:rPr>
+          <w:rFonts w:ascii="Calibri" w:cs="Calibri" w:eastAsia="Calibri" w:hAnsi="Calibri"/>
+          <w:color w:val="3D4451"/>
+          <w:sz w:val="20"/>
+          <w:szCs w:val="20"/>
+          <w:highlight w:val="yellow"/>
+          <w:highlightCs w:val="yellow"/>
+        </w:rPr>
+        <w:t xml:space="preserve">REST Assured</w:t>
+      </w:r>
+      <w:r>
+        <w:rPr>
+          <w:rFonts w:ascii="Calibri" w:cs="Calibri" w:eastAsia="Calibri" w:hAnsi="Calibri"/>
+          <w:color w:val="3D4451"/>
+          <w:sz w:val="20"/>
+          <w:szCs w:val="20"/>
+        </w:rPr>
+        <w:t xml:space="preserve"> framework and </w:t>
+      </w:r>
+      <w:r>
+        <w:rPr>
+          <w:rFonts w:ascii="Calibri" w:cs="Calibri" w:eastAsia="Calibri" w:hAnsi="Calibri"/>
+          <w:color w:val="3D4451"/>
+          <w:sz w:val="20"/>
+          <w:szCs w:val="20"/>
+          <w:highlight w:val="yellow"/>
+          <w:highlightCs w:val="yellow"/>
+        </w:rPr>
+        <w:t xml:space="preserve">Postman</w:t>
+      </w:r>
+      <w:r>
+        <w:rPr>
+          <w:rFonts w:ascii="Calibri" w:cs="Calibri" w:eastAsia="Calibri" w:hAnsi="Calibri"/>
+          <w:color w:val="3D4451"/>
+          <w:sz w:val="20"/>
+          <w:szCs w:val="20"/>
+        </w:rPr>
+        <w:t xml:space="preserve"> for manual API testing.</w:t>
+      </w:r>
+    </w:p>
+    <w:p>
+      <w:pPr>
+        <w:pStyle w:val="ListParagraph"/>
+        <w:numPr>
+          <w:ilvl w:val="0"/>
+          <w:numId w:val="2"/>
+        </w:numPr>
+        <w:spacing w:after="55" w:line="250"/>
+      </w:pPr>
+      <w:r>
+        <w:rPr>
+          <w:rFonts w:ascii="Calibri" w:cs="Calibri" w:eastAsia="Calibri" w:hAnsi="Calibri"/>
+          <w:color w:val="3D4451"/>
+          <w:sz w:val="20"/>
+          <w:szCs w:val="20"/>
+        </w:rPr>
+        <w:t xml:space="preserve">Followed Scrum and Kanban Agile methodology, managing test case preparation, execution, defect tracking, and reporting for the team.</w:t>
+      </w:r>
+    </w:p>
+    <w:p>
+      <w:pPr>
+        <w:pStyle w:val="ListParagraph"/>
+        <w:numPr>
+          <w:ilvl w:val="0"/>
+          <w:numId w:val="2"/>
+        </w:numPr>
+        <w:spacing w:after="55" w:line="250"/>
+      </w:pPr>
+      <w:r>
+        <w:rPr>
+          <w:rFonts w:ascii="Calibri" w:cs="Calibri" w:eastAsia="Calibri" w:hAnsi="Calibri"/>
+          <w:color w:val="3D4451"/>
+          <w:sz w:val="20"/>
+          <w:szCs w:val="20"/>
+        </w:rPr>
+        <w:t xml:space="preserve">Owned testing of the Volkswagen in-car infotainment app "We Experience" for the VW Passat and VW Golf as the sole QA resource on the product.</w:t>
+      </w:r>
+    </w:p>
+    <w:p>
+      <w:pPr>
+        <w:pStyle w:val="ListParagraph"/>
+        <w:numPr>
+          <w:ilvl w:val="0"/>
+          <w:numId w:val="2"/>
+        </w:numPr>
+        <w:spacing w:after="55" w:line="250"/>
+      </w:pPr>
+      <w:r>
+        <w:rPr>
+          <w:rFonts w:ascii="Calibri" w:cs="Calibri" w:eastAsia="Calibri" w:hAnsi="Calibri"/>
+          <w:color w:val="3D4451"/>
+          <w:sz w:val="20"/>
+          <w:szCs w:val="20"/>
+        </w:rPr>
+        <w:t xml:space="preserve">Analyzed real-time app performance while driving the vehicle and debugged logs from the car's backend systems.</w:t>
+      </w:r>
+    </w:p>
+    <w:p>
+      <w:pPr>
+        <w:pStyle w:val="ListParagraph"/>
+        <w:numPr>
+          <w:ilvl w:val="0"/>
+          <w:numId w:val="2"/>
+        </w:numPr>
+        <w:spacing w:after="55" w:line="250"/>
+      </w:pPr>
+      <w:r>
+        <w:rPr>
+          <w:rFonts w:ascii="Calibri" w:cs="Calibri" w:eastAsia="Calibri" w:hAnsi="Calibri"/>
+          <w:color w:val="3D4451"/>
+          <w:sz w:val="20"/>
+          <w:szCs w:val="20"/>
+        </w:rPr>
         <w:t xml:space="preserve">Used Maven as the build management tool and Jenkins / Travis CI for continuous integration.</w:t>
       </w:r>
     </w:p>
@@ -724,102 +1271,7 @@
           <w:sz w:val="20"/>
           <w:szCs w:val="20"/>
         </w:rPr>
-        <w:t xml:space="preserve">Owned testing of the Volkswagen in-car infotainment app "We Experience" for the VW Passat and VW Golf as the sole QA resource on the product.</w:t>
-      </w:r>
-    </w:p>
-    <w:p>
-      <w:pPr>
-        <w:pStyle w:val="ListParagraph"/>
-        <w:numPr>
-          <w:ilvl w:val="0"/>
-          <w:numId w:val="2"/>
-        </w:numPr>
-        <w:spacing w:after="55" w:line="250"/>
-      </w:pPr>
-      <w:r>
-        <w:rPr>
-          <w:rFonts w:ascii="Calibri" w:cs="Calibri" w:eastAsia="Calibri" w:hAnsi="Calibri"/>
-          <w:color w:val="3D4451"/>
-          <w:sz w:val="20"/>
-          <w:szCs w:val="20"/>
-        </w:rPr>
-        <w:t xml:space="preserve">Analyzed real-time app performance while driving the vehicle and debugged logs from the car's backend systems.</w:t>
-      </w:r>
-    </w:p>
-    <w:p>
-      <w:pPr>
-        <w:pStyle w:val="ListParagraph"/>
-        <w:numPr>
-          <w:ilvl w:val="0"/>
-          <w:numId w:val="2"/>
-        </w:numPr>
-        <w:spacing w:after="55" w:line="250"/>
-      </w:pPr>
-      <w:r>
-        <w:rPr>
-          <w:rFonts w:ascii="Calibri" w:cs="Calibri" w:eastAsia="Calibri" w:hAnsi="Calibri"/>
-          <w:color w:val="3D4451"/>
-          <w:sz w:val="20"/>
-          <w:szCs w:val="20"/>
-        </w:rPr>
-        <w:t xml:space="preserve">Designed a test automation framework using Selenium, Java, and TestNG for the in-car infotainment app.</w:t>
-      </w:r>
-    </w:p>
-    <w:p>
-      <w:pPr>
-        <w:pStyle w:val="ListParagraph"/>
-        <w:numPr>
-          <w:ilvl w:val="0"/>
-          <w:numId w:val="2"/>
-        </w:numPr>
-        <w:spacing w:after="55" w:line="250"/>
-      </w:pPr>
-      <w:r>
-        <w:rPr>
-          <w:rFonts w:ascii="Calibri" w:cs="Calibri" w:eastAsia="Calibri" w:hAnsi="Calibri"/>
-          <w:color w:val="3D4451"/>
-          <w:sz w:val="20"/>
-          <w:szCs w:val="20"/>
-        </w:rPr>
-        <w:t xml:space="preserve">Automated infotainment system backend APIs using the REST Assured framework and Postman for manual API testing.</w:t>
-      </w:r>
-    </w:p>
-    <w:p>
-      <w:pPr>
-        <w:pStyle w:val="ListParagraph"/>
-        <w:numPr>
-          <w:ilvl w:val="0"/>
-          <w:numId w:val="2"/>
-        </w:numPr>
-        <w:spacing w:after="55" w:line="250"/>
-      </w:pPr>
-      <w:r>
-        <w:rPr>
-          <w:rFonts w:ascii="Calibri" w:cs="Calibri" w:eastAsia="Calibri" w:hAnsi="Calibri"/>
-          <w:color w:val="3D4451"/>
-          <w:sz w:val="20"/>
-          <w:szCs w:val="20"/>
-        </w:rPr>
         <w:t xml:space="preserve">Wrote test cases for the infotainment car application in the XRay test case management tool and produced daily and weekly status reports.</w:t>
-      </w:r>
-    </w:p>
-    <w:p>
-      <w:pPr>
-        <w:pStyle w:val="ListParagraph"/>
-        <w:numPr>
-          <w:ilvl w:val="0"/>
-          <w:numId w:val="2"/>
-        </w:numPr>
-        <w:spacing w:after="55" w:line="250"/>
-      </w:pPr>
-      <w:r>
-        <w:rPr>
-          <w:rFonts w:ascii="Calibri" w:cs="Calibri" w:eastAsia="Calibri" w:hAnsi="Calibri"/>
-          <w:color w:val="3D4451"/>
-          <w:sz w:val="20"/>
-          <w:szCs w:val="20"/>
-        </w:rPr>
-        <w:t xml:space="preserve">Followed Scrum and Kanban Agile methodology, managing test case preparation, execution, defect tracking, and reporting for the team.</w:t>
       </w:r>
     </w:p>
     <w:p>
@@ -888,6 +1340,45 @@
           <w:sz w:val="20"/>
           <w:szCs w:val="20"/>
         </w:rPr>
+        <w:t xml:space="preserve">Designed a test automation framework using Selenium with Java in the </w:t>
+      </w:r>
+      <w:r>
+        <w:rPr>
+          <w:rFonts w:ascii="Calibri" w:cs="Calibri" w:eastAsia="Calibri" w:hAnsi="Calibri"/>
+          <w:color w:val="3D4451"/>
+          <w:sz w:val="20"/>
+          <w:szCs w:val="20"/>
+          <w:highlight w:val="yellow"/>
+          <w:highlightCs w:val="yellow"/>
+        </w:rPr>
+        <w:t xml:space="preserve">Page Object Model</w:t>
+      </w:r>
+      <w:r>
+        <w:rPr>
+          <w:rFonts w:ascii="Calibri" w:cs="Calibri" w:eastAsia="Calibri" w:hAnsi="Calibri"/>
+          <w:color w:val="3D4451"/>
+          <w:sz w:val="20"/>
+          <w:szCs w:val="20"/>
+        </w:rPr>
+        <w:t xml:space="preserve"> pattern, using Maven as the build management tool.</w:t>
+      </w:r>
+    </w:p>
+    <w:p>
+      <w:pPr>
+        <w:pStyle w:val="ListParagraph"/>
+        <w:numPr>
+          <w:ilvl w:val="0"/>
+          <w:numId w:val="2"/>
+        </w:numPr>
+        <w:spacing w:after="55" w:line="250"/>
+      </w:pPr>
+      <w:r>
+        <w:rPr>
+          <w:rFonts w:ascii="Calibri" w:cs="Calibri" w:eastAsia="Calibri" w:hAnsi="Calibri"/>
+          <w:color w:val="3D4451"/>
+          <w:sz w:val="20"/>
+          <w:szCs w:val="20"/>
+        </w:rPr>
         <w:t xml:space="preserve">Developed automation scripts using TestNG and ran automated test suites in Jenkins.</w:t>
       </w:r>
     </w:p>
@@ -946,6 +1437,25 @@
           <w:sz w:val="20"/>
           <w:szCs w:val="20"/>
         </w:rPr>
+        <w:t xml:space="preserve">Performed the complete testing lifecycle — regression testing of fixed bugs and new builds, sanity testing, and user testing — following Scrum and Kanban.</w:t>
+      </w:r>
+    </w:p>
+    <w:p>
+      <w:pPr>
+        <w:pStyle w:val="ListParagraph"/>
+        <w:numPr>
+          <w:ilvl w:val="0"/>
+          <w:numId w:val="2"/>
+        </w:numPr>
+        <w:spacing w:after="55" w:line="250"/>
+      </w:pPr>
+      <w:r>
+        <w:rPr>
+          <w:rFonts w:ascii="Calibri" w:cs="Calibri" w:eastAsia="Calibri" w:hAnsi="Calibri"/>
+          <w:color w:val="3D4451"/>
+          <w:sz w:val="20"/>
+          <w:szCs w:val="20"/>
+        </w:rPr>
         <w:t xml:space="preserve">Owned testing for all 13 e-commerce shops across Europe as the sole QA engineer.</w:t>
       </w:r>
     </w:p>
@@ -965,25 +1475,6 @@
           <w:sz w:val="20"/>
           <w:szCs w:val="20"/>
         </w:rPr>
-        <w:t xml:space="preserve">Designed a test automation framework using Selenium with Java in the Page Object Model pattern, using Maven as the build management tool.</w:t>
-      </w:r>
-    </w:p>
-    <w:p>
-      <w:pPr>
-        <w:pStyle w:val="ListParagraph"/>
-        <w:numPr>
-          <w:ilvl w:val="0"/>
-          <w:numId w:val="2"/>
-        </w:numPr>
-        <w:spacing w:after="55" w:line="250"/>
-      </w:pPr>
-      <w:r>
-        <w:rPr>
-          <w:rFonts w:ascii="Calibri" w:cs="Calibri" w:eastAsia="Calibri" w:hAnsi="Calibri"/>
-          <w:color w:val="3D4451"/>
-          <w:sz w:val="20"/>
-          <w:szCs w:val="20"/>
-        </w:rPr>
         <w:t xml:space="preserve">Wrote automated test scripts using Codeception in PHP.</w:t>
       </w:r>
     </w:p>
@@ -1042,25 +1533,6 @@
           <w:szCs w:val="20"/>
         </w:rPr>
         <w:t xml:space="preserve">Tested backend Magento e-commerce modules and deployed features to test servers for manual and automated testing.</w:t>
-      </w:r>
-    </w:p>
-    <w:p>
-      <w:pPr>
-        <w:pStyle w:val="ListParagraph"/>
-        <w:numPr>
-          <w:ilvl w:val="0"/>
-          <w:numId w:val="2"/>
-        </w:numPr>
-        <w:spacing w:after="55" w:line="250"/>
-      </w:pPr>
-      <w:r>
-        <w:rPr>
-          <w:rFonts w:ascii="Calibri" w:cs="Calibri" w:eastAsia="Calibri" w:hAnsi="Calibri"/>
-          <w:color w:val="3D4451"/>
-          <w:sz w:val="20"/>
-          <w:szCs w:val="20"/>
-        </w:rPr>
-        <w:t xml:space="preserve">Performed the complete testing lifecycle — regression testing of fixed bugs and new builds, sanity testing, and user testing — following Scrum and Kanban.</w:t>
       </w:r>
     </w:p>
     <w:p>
@@ -1255,7 +1727,27 @@
           <w:sz w:val="20"/>
           <w:szCs w:val="20"/>
         </w:rPr>
-        <w:t xml:space="preserve">Performed the complete testing lifecycle — regression, sanity, and user testing — applying SDLC quality practices and filing defects in Jira.</w:t>
+        <w:t xml:space="preserve">Performed the complete testing lifecycle — regression, sanity, and user testing — applying </w:t>
+      </w:r>
+      <w:r>
+        <w:rPr>
+          <w:rFonts w:ascii="Calibri" w:cs="Calibri" w:eastAsia="Calibri" w:hAnsi="Calibri"/>
+          <w:color w:val="3D4451"/>
+          <w:sz w:val="20"/>
+          <w:szCs w:val="20"/>
+          <w:highlight w:val="yellow"/>
+          <w:highlightCs w:val="yellow"/>
+        </w:rPr>
+        <w:t xml:space="preserve">SDLC</w:t>
+      </w:r>
+      <w:r>
+        <w:rPr>
+          <w:rFonts w:ascii="Calibri" w:cs="Calibri" w:eastAsia="Calibri" w:hAnsi="Calibri"/>
+          <w:color w:val="3D4451"/>
+          <w:sz w:val="20"/>
+          <w:szCs w:val="20"/>
+        </w:rPr>
+        <w:t xml:space="preserve"> quality practices and filing defects in Jira.</w:t>
       </w:r>
     </w:p>
     <w:p>
